--- a/Ciclo 01/EBB/Notas Unidad 1.docx
+++ b/Ciclo 01/EBB/Notas Unidad 1.docx
@@ -1,6 +1,6 @@
 
 <file path=word/document.xml><?xml version="1.0" encoding="utf-8"?>
-<w:document xmlns:wpc="http://schemas.microsoft.com/office/word/2010/wordprocessingCanvas" xmlns:cx="http://schemas.microsoft.com/office/drawing/2014/chartex" xmlns:cx1="http://schemas.microsoft.com/office/drawing/2015/9/8/chartex" xmlns:cx2="http://schemas.microsoft.com/office/drawing/2015/10/21/chartex" xmlns:cx3="http://schemas.microsoft.com/office/drawing/2016/5/9/chartex" xmlns:cx4="http://schemas.microsoft.com/office/drawing/2016/5/10/chartex" xmlns:cx5="http://schemas.microsoft.com/office/drawing/2016/5/11/chartex" xmlns:cx6="http://schemas.microsoft.com/office/drawing/2016/5/12/chartex" xmlns:cx7="http://schemas.microsoft.com/office/drawing/2016/5/13/chartex" xmlns:cx8="http://schemas.microsoft.com/office/drawing/2016/5/14/chartex" xmlns:mc="http://schemas.openxmlformats.org/markup-compatibility/2006" xmlns:aink="http://schemas.microsoft.com/office/drawing/2016/ink" xmlns:am3d="http://schemas.microsoft.com/office/drawing/2017/model3d" xmlns:o="urn:schemas-microsoft-com:office:office" xmlns:oel="http://schemas.microsoft.com/office/2019/extlst" xmlns:r="http://schemas.openxmlformats.org/officeDocument/2006/relationships" xmlns:m="http://schemas.openxmlformats.org/officeDocument/2006/math" xmlns:v="urn:schemas-microsoft-com:vml" xmlns:wp14="http://schemas.microsoft.com/office/word/2010/wordprocessingDrawing" xmlns:wp="http://schemas.openxmlformats.org/drawingml/2006/wordprocessingDrawing" xmlns:w10="urn:schemas-microsoft-com:office:word" xmlns:w="http://schemas.openxmlformats.org/wordprocessingml/2006/main" xmlns:w14="http://schemas.microsoft.com/office/word/2010/wordml" xmlns:w15="http://schemas.microsoft.com/office/word/2012/wordml" xmlns:w16cex="http://schemas.microsoft.com/office/word/2018/wordml/cex" xmlns:w16cid="http://schemas.microsoft.com/office/word/2016/wordml/cid" xmlns:w16="http://schemas.microsoft.com/office/word/2018/wordml" xmlns:w16du="http://schemas.microsoft.com/office/word/2023/wordml/word16du" xmlns:w16sdtdh="http://schemas.microsoft.com/office/word/2020/wordml/sdtdatahash" xmlns:w16sdtfl="http://schemas.microsoft.com/office/word/2024/wordml/sdtformatlock" xmlns:w16se="http://schemas.microsoft.com/office/word/2015/wordml/symex" xmlns:wpg="http://schemas.microsoft.com/office/word/2010/wordprocessingGroup" xmlns:wpi="http://schemas.microsoft.com/office/word/2010/wordprocessingInk" xmlns:wne="http://schemas.microsoft.com/office/word/2006/wordml" xmlns:wps="http://schemas.microsoft.com/office/word/2010/wordprocessingShape" mc:Ignorable="w14 w15 w16se w16cid w16 w16cex w16sdtdh w16sdtfl w16du wp14">
+<w:document xmlns:wpc="http://schemas.microsoft.com/office/word/2010/wordprocessingCanvas" xmlns:cx="http://schemas.microsoft.com/office/drawing/2014/chartex" xmlns:cx1="http://schemas.microsoft.com/office/drawing/2015/9/8/chartex" xmlns:cx2="http://schemas.microsoft.com/office/drawing/2015/10/21/chartex" xmlns:cx3="http://schemas.microsoft.com/office/drawing/2016/5/9/chartex" xmlns:cx4="http://schemas.microsoft.com/office/drawing/2016/5/10/chartex" xmlns:cx5="http://schemas.microsoft.com/office/drawing/2016/5/11/chartex" xmlns:cx6="http://schemas.microsoft.com/office/drawing/2016/5/12/chartex" xmlns:cx7="http://schemas.microsoft.com/office/drawing/2016/5/13/chartex" xmlns:cx8="http://schemas.microsoft.com/office/drawing/2016/5/14/chartex" xmlns:mc="http://schemas.openxmlformats.org/markup-compatibility/2006" xmlns:aink="http://schemas.microsoft.com/office/drawing/2016/ink" xmlns:am3d="http://schemas.microsoft.com/office/drawing/2017/model3d" xmlns:o="urn:schemas-microsoft-com:office:office" xmlns:r="http://schemas.openxmlformats.org/officeDocument/2006/relationships" xmlns:m="http://schemas.openxmlformats.org/officeDocument/2006/math" xmlns:v="urn:schemas-microsoft-com:vml" xmlns:wp14="http://schemas.microsoft.com/office/word/2010/wordprocessingDrawing" xmlns:wp="http://schemas.openxmlformats.org/drawingml/2006/wordprocessingDrawing" xmlns:w10="urn:schemas-microsoft-com:office:word" xmlns:w="http://schemas.openxmlformats.org/wordprocessingml/2006/main" xmlns:w14="http://schemas.microsoft.com/office/word/2010/wordml" xmlns:w15="http://schemas.microsoft.com/office/word/2012/wordml" xmlns:w16cex="http://schemas.microsoft.com/office/word/2018/wordml/cex" xmlns:w16cid="http://schemas.microsoft.com/office/word/2016/wordml/cid" xmlns:w16="http://schemas.microsoft.com/office/word/2018/wordml" xmlns:w16sdtdh="http://schemas.microsoft.com/office/word/2020/wordml/sdtdatahash" xmlns:w16se="http://schemas.microsoft.com/office/word/2015/wordml/symex" xmlns:wpg="http://schemas.microsoft.com/office/word/2010/wordprocessingGroup" xmlns:wpi="http://schemas.microsoft.com/office/word/2010/wordprocessingInk" xmlns:wne="http://schemas.microsoft.com/office/word/2006/wordml" xmlns:wps="http://schemas.microsoft.com/office/word/2010/wordprocessingShape" mc:Ignorable="w14 w15 w16se w16cid w16 w16cex w16sdtdh wp14">
   <w:body>
     <w:p>
       <w:pPr>
@@ -8,7 +8,6 @@
           <w:b/>
           <w:bCs/>
           <w:color w:val="EE0000"/>
-          <w:lang w:val="en-US"/>
         </w:rPr>
       </w:pPr>
       <w:r>
@@ -17,7 +16,6 @@
           <w:bCs/>
           <w:color w:val="EE0000"/>
           <w:highlight w:val="yellow"/>
-          <w:lang w:val="en-US"/>
         </w:rPr>
         <w:t>INTRODUCCION A LOS SISTEMAS EMBEBIDOS</w:t>
       </w:r>
@@ -55,13 +53,298 @@
       <w:r>
         <w:t xml:space="preserve">Un sistema para realizar funciones </w:t>
       </w:r>
-      <w:proofErr w:type="spellStart"/>
-      <w:r>
-        <w:t>especificas</w:t>
-      </w:r>
-      <w:proofErr w:type="spellEnd"/>
+      <w:r>
+        <w:t>específicas</w:t>
+      </w:r>
       <w:r>
         <w:t>, no generalizan si no que se especializan. Por ejemplo: una computadora ejecuta funciones generales y puede funcionar para muchos rubros o tareas en la industria, educación, etc.</w:t>
+      </w:r>
+      <w:r>
+        <w:t xml:space="preserve"> Mientras algunos aparatos como una tarjeta electrónica de un termómetro tienen un software y hardware específico para una sola función.</w:t>
+      </w:r>
+    </w:p>
+    <w:p>
+      <w:pPr>
+        <w:pStyle w:val="Prrafodelista"/>
+        <w:numPr>
+          <w:ilvl w:val="0"/>
+          <w:numId w:val="1"/>
+        </w:numPr>
+      </w:pPr>
+      <w:r>
+        <w:t>Un sistema con pocos componentes, es decir no es una máquina que ocupara muchos componentes ni espacio. La máquina de Turing para descifrar la maquina enigma.</w:t>
+      </w:r>
+    </w:p>
+    <w:p>
+      <w:r>
+        <w:t>Otras características de los sistemas embebidos:</w:t>
+      </w:r>
+    </w:p>
+    <w:p>
+      <w:pPr>
+        <w:pStyle w:val="Prrafodelista"/>
+        <w:numPr>
+          <w:ilvl w:val="0"/>
+          <w:numId w:val="2"/>
+        </w:numPr>
+      </w:pPr>
+      <w:r>
+        <w:t>A veces son programables</w:t>
+      </w:r>
+    </w:p>
+    <w:p>
+      <w:pPr>
+        <w:pStyle w:val="Prrafodelista"/>
+        <w:numPr>
+          <w:ilvl w:val="0"/>
+          <w:numId w:val="2"/>
+        </w:numPr>
+      </w:pPr>
+      <w:r>
+        <w:t>En ocasiones se utiliza un CPU sencillo de usos múltiples. Arduino, Raspberry Pi, etc.</w:t>
+      </w:r>
+    </w:p>
+    <w:p>
+      <w:pPr>
+        <w:pStyle w:val="Prrafodelista"/>
+        <w:numPr>
+          <w:ilvl w:val="0"/>
+          <w:numId w:val="2"/>
+        </w:numPr>
+      </w:pPr>
+      <w:r>
+        <w:t>En general, se utiliza lenguajes de base C: C++, java, Python.</w:t>
+      </w:r>
+    </w:p>
+    <w:p>
+      <w:pPr>
+        <w:pStyle w:val="Prrafodelista"/>
+        <w:numPr>
+          <w:ilvl w:val="0"/>
+          <w:numId w:val="2"/>
+        </w:numPr>
+      </w:pPr>
+      <w:r>
+        <w:t>Ventaja: Costos</w:t>
+      </w:r>
+    </w:p>
+    <w:p>
+      <w:r>
+        <w:t>Ejemplo de sistemas embebidos:</w:t>
+      </w:r>
+    </w:p>
+    <w:p>
+      <w:pPr>
+        <w:pStyle w:val="Prrafodelista"/>
+        <w:numPr>
+          <w:ilvl w:val="0"/>
+          <w:numId w:val="3"/>
+        </w:numPr>
+      </w:pPr>
+      <w:r>
+        <w:t>Taxímetro</w:t>
+      </w:r>
+    </w:p>
+    <w:p>
+      <w:pPr>
+        <w:pStyle w:val="Prrafodelista"/>
+        <w:numPr>
+          <w:ilvl w:val="0"/>
+          <w:numId w:val="3"/>
+        </w:numPr>
+      </w:pPr>
+      <w:r>
+        <w:t>Sistema de control de acceso</w:t>
+      </w:r>
+    </w:p>
+    <w:p>
+      <w:pPr>
+        <w:pStyle w:val="Prrafodelista"/>
+        <w:numPr>
+          <w:ilvl w:val="0"/>
+          <w:numId w:val="3"/>
+        </w:numPr>
+      </w:pPr>
+      <w:r>
+        <w:t>Máquina Expendedora</w:t>
+      </w:r>
+    </w:p>
+    <w:p>
+      <w:pPr>
+        <w:pStyle w:val="Prrafodelista"/>
+        <w:numPr>
+          <w:ilvl w:val="0"/>
+          <w:numId w:val="3"/>
+        </w:numPr>
+      </w:pPr>
+      <w:r>
+        <w:t>Sistema de control de una fotocopiadora</w:t>
+      </w:r>
+    </w:p>
+    <w:p>
+      <w:pPr>
+        <w:pStyle w:val="Prrafodelista"/>
+        <w:numPr>
+          <w:ilvl w:val="0"/>
+          <w:numId w:val="3"/>
+        </w:numPr>
+      </w:pPr>
+      <w:r>
+        <w:t>El control de un helicóptero que dicta la altura</w:t>
+      </w:r>
+    </w:p>
+    <w:p>
+      <w:pPr>
+        <w:pStyle w:val="Prrafodelista"/>
+        <w:numPr>
+          <w:ilvl w:val="0"/>
+          <w:numId w:val="3"/>
+        </w:numPr>
+      </w:pPr>
+      <w:r>
+        <w:t>El sistema de frenado de un automóvil</w:t>
+      </w:r>
+    </w:p>
+    <w:p>
+      <w:pPr>
+        <w:pStyle w:val="Prrafodelista"/>
+        <w:numPr>
+          <w:ilvl w:val="0"/>
+          <w:numId w:val="3"/>
+        </w:numPr>
+      </w:pPr>
+      <w:r>
+        <w:t>En la lavadora, encendido, tipo de lavado</w:t>
+      </w:r>
+    </w:p>
+    <w:p>
+      <w:pPr>
+        <w:pStyle w:val="Prrafodelista"/>
+        <w:numPr>
+          <w:ilvl w:val="0"/>
+          <w:numId w:val="3"/>
+        </w:numPr>
+      </w:pPr>
+      <w:r>
+        <w:t>En la refrigeradora, cuando enfriar</w:t>
+      </w:r>
+    </w:p>
+    <w:p>
+      <w:pPr>
+        <w:rPr>
+          <w:b/>
+          <w:bCs/>
+          <w:color w:val="FF0000"/>
+        </w:rPr>
+      </w:pPr>
+      <w:r>
+        <w:rPr>
+          <w:b/>
+          <w:bCs/>
+          <w:color w:val="FF0000"/>
+        </w:rPr>
+        <w:t>Componentes básicos de un EBB</w:t>
+      </w:r>
+    </w:p>
+    <w:p>
+      <w:pPr>
+        <w:pStyle w:val="Prrafodelista"/>
+        <w:numPr>
+          <w:ilvl w:val="0"/>
+          <w:numId w:val="1"/>
+        </w:numPr>
+      </w:pPr>
+      <w:r>
+        <w:t>Microprocesador (8 o 16 bits)</w:t>
+      </w:r>
+    </w:p>
+    <w:p>
+      <w:pPr>
+        <w:pStyle w:val="Prrafodelista"/>
+        <w:numPr>
+          <w:ilvl w:val="0"/>
+          <w:numId w:val="1"/>
+        </w:numPr>
+      </w:pPr>
+      <w:r>
+        <w:t>Software, para programar funciones</w:t>
+      </w:r>
+    </w:p>
+    <w:p>
+      <w:pPr>
+        <w:pStyle w:val="Prrafodelista"/>
+        <w:numPr>
+          <w:ilvl w:val="0"/>
+          <w:numId w:val="1"/>
+        </w:numPr>
+      </w:pPr>
+      <w:r>
+        <w:t>Tarjeta electrónica</w:t>
+      </w:r>
+    </w:p>
+    <w:p>
+      <w:pPr>
+        <w:pStyle w:val="Prrafodelista"/>
+        <w:numPr>
+          <w:ilvl w:val="0"/>
+          <w:numId w:val="1"/>
+        </w:numPr>
+      </w:pPr>
+      <w:r>
+        <w:t>Ram o Rom que puede o no estar dentro del chip CPU</w:t>
+      </w:r>
+    </w:p>
+    <w:p>
+      <w:pPr>
+        <w:pStyle w:val="Prrafodelista"/>
+        <w:numPr>
+          <w:ilvl w:val="0"/>
+          <w:numId w:val="1"/>
+        </w:numPr>
+      </w:pPr>
+      <w:r>
+        <w:t>Puertos de entrada y salida, analógicos y digitales</w:t>
+      </w:r>
+    </w:p>
+    <w:p/>
+    <w:p>
+      <w:r>
+        <w:lastRenderedPageBreak/>
+        <w:drawing>
+          <wp:inline distT="0" distB="0" distL="0" distR="0" wp14:anchorId="31318F01" wp14:editId="4CE0F7E4">
+            <wp:extent cx="5612130" cy="2800985"/>
+            <wp:effectExtent l="0" t="0" r="7620" b="0"/>
+            <wp:docPr id="1" name="Imagen 1"/>
+            <wp:cNvGraphicFramePr>
+              <a:graphicFrameLocks xmlns:a="http://schemas.openxmlformats.org/drawingml/2006/main" noChangeAspect="1"/>
+            </wp:cNvGraphicFramePr>
+            <a:graphic xmlns:a="http://schemas.openxmlformats.org/drawingml/2006/main">
+              <a:graphicData uri="http://schemas.openxmlformats.org/drawingml/2006/picture">
+                <pic:pic xmlns:pic="http://schemas.openxmlformats.org/drawingml/2006/picture">
+                  <pic:nvPicPr>
+                    <pic:cNvPr id="1" name=""/>
+                    <pic:cNvPicPr/>
+                  </pic:nvPicPr>
+                  <pic:blipFill>
+                    <a:blip r:embed="rId5"/>
+                    <a:stretch>
+                      <a:fillRect/>
+                    </a:stretch>
+                  </pic:blipFill>
+                  <pic:spPr>
+                    <a:xfrm>
+                      <a:off x="0" y="0"/>
+                      <a:ext cx="5612130" cy="2800985"/>
+                    </a:xfrm>
+                    <a:prstGeom prst="rect">
+                      <a:avLst/>
+                    </a:prstGeom>
+                  </pic:spPr>
+                </pic:pic>
+              </a:graphicData>
+            </a:graphic>
+          </wp:inline>
+        </w:drawing>
       </w:r>
     </w:p>
     <w:sectPr>
@@ -75,8 +358,97 @@
 </file>
 
 <file path=word/numbering.xml><?xml version="1.0" encoding="utf-8"?>
-<w:numbering xmlns:wpc="http://schemas.microsoft.com/office/word/2010/wordprocessingCanvas" xmlns:cx="http://schemas.microsoft.com/office/drawing/2014/chartex" xmlns:cx1="http://schemas.microsoft.com/office/drawing/2015/9/8/chartex" xmlns:cx2="http://schemas.microsoft.com/office/drawing/2015/10/21/chartex" xmlns:cx3="http://schemas.microsoft.com/office/drawing/2016/5/9/chartex" xmlns:cx4="http://schemas.microsoft.com/office/drawing/2016/5/10/chartex" xmlns:cx5="http://schemas.microsoft.com/office/drawing/2016/5/11/chartex" xmlns:cx6="http://schemas.microsoft.com/office/drawing/2016/5/12/chartex" xmlns:cx7="http://schemas.microsoft.com/office/drawing/2016/5/13/chartex" xmlns:cx8="http://schemas.microsoft.com/office/drawing/2016/5/14/chartex" xmlns:mc="http://schemas.openxmlformats.org/markup-compatibility/2006" xmlns:aink="http://schemas.microsoft.com/office/drawing/2016/ink" xmlns:am3d="http://schemas.microsoft.com/office/drawing/2017/model3d" xmlns:o="urn:schemas-microsoft-com:office:office" xmlns:oel="http://schemas.microsoft.com/office/2019/extlst" xmlns:r="http://schemas.openxmlformats.org/officeDocument/2006/relationships" xmlns:m="http://schemas.openxmlformats.org/officeDocument/2006/math" xmlns:v="urn:schemas-microsoft-com:vml" xmlns:wp14="http://schemas.microsoft.com/office/word/2010/wordprocessingDrawing" xmlns:wp="http://schemas.openxmlformats.org/drawingml/2006/wordprocessingDrawing" xmlns:w10="urn:schemas-microsoft-com:office:word" xmlns:w="http://schemas.openxmlformats.org/wordprocessingml/2006/main" xmlns:w14="http://schemas.microsoft.com/office/word/2010/wordml" xmlns:w15="http://schemas.microsoft.com/office/word/2012/wordml" xmlns:w16cex="http://schemas.microsoft.com/office/word/2018/wordml/cex" xmlns:w16cid="http://schemas.microsoft.com/office/word/2016/wordml/cid" xmlns:w16="http://schemas.microsoft.com/office/word/2018/wordml" xmlns:w16du="http://schemas.microsoft.com/office/word/2023/wordml/word16du" xmlns:w16sdtdh="http://schemas.microsoft.com/office/word/2020/wordml/sdtdatahash" xmlns:w16sdtfl="http://schemas.microsoft.com/office/word/2024/wordml/sdtformatlock" xmlns:w16se="http://schemas.microsoft.com/office/word/2015/wordml/symex" xmlns:wpg="http://schemas.microsoft.com/office/word/2010/wordprocessingGroup" xmlns:wpi="http://schemas.microsoft.com/office/word/2010/wordprocessingInk" xmlns:wne="http://schemas.microsoft.com/office/word/2006/wordml" xmlns:wps="http://schemas.microsoft.com/office/word/2010/wordprocessingShape" mc:Ignorable="w14 w15 w16se w16cid w16 w16cex w16sdtdh w16sdtfl w16du wp14">
+<w:numbering xmlns:wpc="http://schemas.microsoft.com/office/word/2010/wordprocessingCanvas" xmlns:cx="http://schemas.microsoft.com/office/drawing/2014/chartex" xmlns:cx1="http://schemas.microsoft.com/office/drawing/2015/9/8/chartex" xmlns:cx2="http://schemas.microsoft.com/office/drawing/2015/10/21/chartex" xmlns:cx3="http://schemas.microsoft.com/office/drawing/2016/5/9/chartex" xmlns:cx4="http://schemas.microsoft.com/office/drawing/2016/5/10/chartex" xmlns:cx5="http://schemas.microsoft.com/office/drawing/2016/5/11/chartex" xmlns:cx6="http://schemas.microsoft.com/office/drawing/2016/5/12/chartex" xmlns:cx7="http://schemas.microsoft.com/office/drawing/2016/5/13/chartex" xmlns:cx8="http://schemas.microsoft.com/office/drawing/2016/5/14/chartex" xmlns:mc="http://schemas.openxmlformats.org/markup-compatibility/2006" xmlns:aink="http://schemas.microsoft.com/office/drawing/2016/ink" xmlns:am3d="http://schemas.microsoft.com/office/drawing/2017/model3d" xmlns:o="urn:schemas-microsoft-com:office:office" xmlns:r="http://schemas.openxmlformats.org/officeDocument/2006/relationships" xmlns:m="http://schemas.openxmlformats.org/officeDocument/2006/math" xmlns:v="urn:schemas-microsoft-com:vml" xmlns:wp14="http://schemas.microsoft.com/office/word/2010/wordprocessingDrawing" xmlns:wp="http://schemas.openxmlformats.org/drawingml/2006/wordprocessingDrawing" xmlns:w10="urn:schemas-microsoft-com:office:word" xmlns:w="http://schemas.openxmlformats.org/wordprocessingml/2006/main" xmlns:w14="http://schemas.microsoft.com/office/word/2010/wordml" xmlns:w15="http://schemas.microsoft.com/office/word/2012/wordml" xmlns:w16cex="http://schemas.microsoft.com/office/word/2018/wordml/cex" xmlns:w16cid="http://schemas.microsoft.com/office/word/2016/wordml/cid" xmlns:w16="http://schemas.microsoft.com/office/word/2018/wordml" xmlns:w16sdtdh="http://schemas.microsoft.com/office/word/2020/wordml/sdtdatahash" xmlns:w16se="http://schemas.microsoft.com/office/word/2015/wordml/symex" xmlns:wpg="http://schemas.microsoft.com/office/word/2010/wordprocessingGroup" xmlns:wpi="http://schemas.microsoft.com/office/word/2010/wordprocessingInk" xmlns:wne="http://schemas.microsoft.com/office/word/2006/wordml" xmlns:wps="http://schemas.microsoft.com/office/word/2010/wordprocessingShape" mc:Ignorable="w14 w15 w16se w16cid w16 w16cex w16sdtdh wp14">
   <w:abstractNum w:abstractNumId="0" w15:restartNumberingAfterBreak="0">
+    <w:nsid w:val="2EDF6C74"/>
+    <w:multiLevelType w:val="hybridMultilevel"/>
+    <w:tmpl w:val="E0EEC68A"/>
+    <w:lvl w:ilvl="0" w:tplc="440A000F">
+      <w:start w:val="1"/>
+      <w:numFmt w:val="decimal"/>
+      <w:lvlText w:val="%1."/>
+      <w:lvlJc w:val="left"/>
+      <w:pPr>
+        <w:ind w:left="720" w:hanging="360"/>
+      </w:pPr>
+      <w:rPr>
+        <w:rFonts w:hint="default"/>
+      </w:rPr>
+    </w:lvl>
+    <w:lvl w:ilvl="1" w:tplc="440A0019" w:tentative="1">
+      <w:start w:val="1"/>
+      <w:numFmt w:val="lowerLetter"/>
+      <w:lvlText w:val="%2."/>
+      <w:lvlJc w:val="left"/>
+      <w:pPr>
+        <w:ind w:left="1440" w:hanging="360"/>
+      </w:pPr>
+    </w:lvl>
+    <w:lvl w:ilvl="2" w:tplc="440A001B" w:tentative="1">
+      <w:start w:val="1"/>
+      <w:numFmt w:val="lowerRoman"/>
+      <w:lvlText w:val="%3."/>
+      <w:lvlJc w:val="right"/>
+      <w:pPr>
+        <w:ind w:left="2160" w:hanging="180"/>
+      </w:pPr>
+    </w:lvl>
+    <w:lvl w:ilvl="3" w:tplc="440A000F" w:tentative="1">
+      <w:start w:val="1"/>
+      <w:numFmt w:val="decimal"/>
+      <w:lvlText w:val="%4."/>
+      <w:lvlJc w:val="left"/>
+      <w:pPr>
+        <w:ind w:left="2880" w:hanging="360"/>
+      </w:pPr>
+    </w:lvl>
+    <w:lvl w:ilvl="4" w:tplc="440A0019" w:tentative="1">
+      <w:start w:val="1"/>
+      <w:numFmt w:val="lowerLetter"/>
+      <w:lvlText w:val="%5."/>
+      <w:lvlJc w:val="left"/>
+      <w:pPr>
+        <w:ind w:left="3600" w:hanging="360"/>
+      </w:pPr>
+    </w:lvl>
+    <w:lvl w:ilvl="5" w:tplc="440A001B" w:tentative="1">
+      <w:start w:val="1"/>
+      <w:numFmt w:val="lowerRoman"/>
+      <w:lvlText w:val="%6."/>
+      <w:lvlJc w:val="right"/>
+      <w:pPr>
+        <w:ind w:left="4320" w:hanging="180"/>
+      </w:pPr>
+    </w:lvl>
+    <w:lvl w:ilvl="6" w:tplc="440A000F" w:tentative="1">
+      <w:start w:val="1"/>
+      <w:numFmt w:val="decimal"/>
+      <w:lvlText w:val="%7."/>
+      <w:lvlJc w:val="left"/>
+      <w:pPr>
+        <w:ind w:left="5040" w:hanging="360"/>
+      </w:pPr>
+    </w:lvl>
+    <w:lvl w:ilvl="7" w:tplc="440A0019" w:tentative="1">
+      <w:start w:val="1"/>
+      <w:numFmt w:val="lowerLetter"/>
+      <w:lvlText w:val="%8."/>
+      <w:lvlJc w:val="left"/>
+      <w:pPr>
+        <w:ind w:left="5760" w:hanging="360"/>
+      </w:pPr>
+    </w:lvl>
+    <w:lvl w:ilvl="8" w:tplc="440A001B" w:tentative="1">
+      <w:start w:val="1"/>
+      <w:numFmt w:val="lowerRoman"/>
+      <w:lvlText w:val="%9."/>
+      <w:lvlJc w:val="right"/>
+      <w:pPr>
+        <w:ind w:left="6480" w:hanging="180"/>
+      </w:pPr>
+    </w:lvl>
+  </w:abstractNum>
+  <w:abstractNum w:abstractNumId="1" w15:restartNumberingAfterBreak="0">
     <w:nsid w:val="30B13356"/>
     <w:multiLevelType w:val="hybridMultilevel"/>
     <w:tmpl w:val="3638503C"/>
@@ -189,14 +561,132 @@
       </w:rPr>
     </w:lvl>
   </w:abstractNum>
-  <w:num w:numId="1" w16cid:durableId="1479954273">
+  <w:abstractNum w:abstractNumId="2" w15:restartNumberingAfterBreak="0">
+    <w:nsid w:val="7EF128F5"/>
+    <w:multiLevelType w:val="hybridMultilevel"/>
+    <w:tmpl w:val="0E4AA3CE"/>
+    <w:lvl w:ilvl="0" w:tplc="1D8CE796">
+      <w:numFmt w:val="bullet"/>
+      <w:lvlText w:val=""/>
+      <w:lvlJc w:val="left"/>
+      <w:pPr>
+        <w:ind w:left="720" w:hanging="360"/>
+      </w:pPr>
+      <w:rPr>
+        <w:rFonts w:ascii="Symbol" w:eastAsiaTheme="minorHAnsi" w:hAnsi="Symbol" w:cstheme="minorBidi" w:hint="default"/>
+      </w:rPr>
+    </w:lvl>
+    <w:lvl w:ilvl="1" w:tplc="440A0003" w:tentative="1">
+      <w:start w:val="1"/>
+      <w:numFmt w:val="bullet"/>
+      <w:lvlText w:val="o"/>
+      <w:lvlJc w:val="left"/>
+      <w:pPr>
+        <w:ind w:left="1440" w:hanging="360"/>
+      </w:pPr>
+      <w:rPr>
+        <w:rFonts w:ascii="Courier New" w:hAnsi="Courier New" w:cs="Courier New" w:hint="default"/>
+      </w:rPr>
+    </w:lvl>
+    <w:lvl w:ilvl="2" w:tplc="440A0005" w:tentative="1">
+      <w:start w:val="1"/>
+      <w:numFmt w:val="bullet"/>
+      <w:lvlText w:val=""/>
+      <w:lvlJc w:val="left"/>
+      <w:pPr>
+        <w:ind w:left="2160" w:hanging="360"/>
+      </w:pPr>
+      <w:rPr>
+        <w:rFonts w:ascii="Wingdings" w:hAnsi="Wingdings" w:hint="default"/>
+      </w:rPr>
+    </w:lvl>
+    <w:lvl w:ilvl="3" w:tplc="440A0001" w:tentative="1">
+      <w:start w:val="1"/>
+      <w:numFmt w:val="bullet"/>
+      <w:lvlText w:val=""/>
+      <w:lvlJc w:val="left"/>
+      <w:pPr>
+        <w:ind w:left="2880" w:hanging="360"/>
+      </w:pPr>
+      <w:rPr>
+        <w:rFonts w:ascii="Symbol" w:hAnsi="Symbol" w:hint="default"/>
+      </w:rPr>
+    </w:lvl>
+    <w:lvl w:ilvl="4" w:tplc="440A0003" w:tentative="1">
+      <w:start w:val="1"/>
+      <w:numFmt w:val="bullet"/>
+      <w:lvlText w:val="o"/>
+      <w:lvlJc w:val="left"/>
+      <w:pPr>
+        <w:ind w:left="3600" w:hanging="360"/>
+      </w:pPr>
+      <w:rPr>
+        <w:rFonts w:ascii="Courier New" w:hAnsi="Courier New" w:cs="Courier New" w:hint="default"/>
+      </w:rPr>
+    </w:lvl>
+    <w:lvl w:ilvl="5" w:tplc="440A0005" w:tentative="1">
+      <w:start w:val="1"/>
+      <w:numFmt w:val="bullet"/>
+      <w:lvlText w:val=""/>
+      <w:lvlJc w:val="left"/>
+      <w:pPr>
+        <w:ind w:left="4320" w:hanging="360"/>
+      </w:pPr>
+      <w:rPr>
+        <w:rFonts w:ascii="Wingdings" w:hAnsi="Wingdings" w:hint="default"/>
+      </w:rPr>
+    </w:lvl>
+    <w:lvl w:ilvl="6" w:tplc="440A0001" w:tentative="1">
+      <w:start w:val="1"/>
+      <w:numFmt w:val="bullet"/>
+      <w:lvlText w:val=""/>
+      <w:lvlJc w:val="left"/>
+      <w:pPr>
+        <w:ind w:left="5040" w:hanging="360"/>
+      </w:pPr>
+      <w:rPr>
+        <w:rFonts w:ascii="Symbol" w:hAnsi="Symbol" w:hint="default"/>
+      </w:rPr>
+    </w:lvl>
+    <w:lvl w:ilvl="7" w:tplc="440A0003" w:tentative="1">
+      <w:start w:val="1"/>
+      <w:numFmt w:val="bullet"/>
+      <w:lvlText w:val="o"/>
+      <w:lvlJc w:val="left"/>
+      <w:pPr>
+        <w:ind w:left="5760" w:hanging="360"/>
+      </w:pPr>
+      <w:rPr>
+        <w:rFonts w:ascii="Courier New" w:hAnsi="Courier New" w:cs="Courier New" w:hint="default"/>
+      </w:rPr>
+    </w:lvl>
+    <w:lvl w:ilvl="8" w:tplc="440A0005" w:tentative="1">
+      <w:start w:val="1"/>
+      <w:numFmt w:val="bullet"/>
+      <w:lvlText w:val=""/>
+      <w:lvlJc w:val="left"/>
+      <w:pPr>
+        <w:ind w:left="6480" w:hanging="360"/>
+      </w:pPr>
+      <w:rPr>
+        <w:rFonts w:ascii="Wingdings" w:hAnsi="Wingdings" w:hint="default"/>
+      </w:rPr>
+    </w:lvl>
+  </w:abstractNum>
+  <w:num w:numId="1">
+    <w:abstractNumId w:val="1"/>
+  </w:num>
+  <w:num w:numId="2">
+    <w:abstractNumId w:val="2"/>
+  </w:num>
+  <w:num w:numId="3">
     <w:abstractNumId w:val="0"/>
   </w:num>
 </w:numbering>
 </file>
 
 <file path=word/styles.xml><?xml version="1.0" encoding="utf-8"?>
-<w:styles xmlns:mc="http://schemas.openxmlformats.org/markup-compatibility/2006" xmlns:r="http://schemas.openxmlformats.org/officeDocument/2006/relationships" xmlns:w="http://schemas.openxmlformats.org/wordprocessingml/2006/main" xmlns:w14="http://schemas.microsoft.com/office/word/2010/wordml" xmlns:w15="http://schemas.microsoft.com/office/word/2012/wordml" xmlns:w16cex="http://schemas.microsoft.com/office/word/2018/wordml/cex" xmlns:w16cid="http://schemas.microsoft.com/office/word/2016/wordml/cid" xmlns:w16="http://schemas.microsoft.com/office/word/2018/wordml" xmlns:w16du="http://schemas.microsoft.com/office/word/2023/wordml/word16du" xmlns:w16sdtdh="http://schemas.microsoft.com/office/word/2020/wordml/sdtdatahash" xmlns:w16sdtfl="http://schemas.microsoft.com/office/word/2024/wordml/sdtformatlock" xmlns:w16se="http://schemas.microsoft.com/office/word/2015/wordml/symex" mc:Ignorable="w14 w15 w16se w16cid w16 w16cex w16sdtdh w16sdtfl w16du">
+<w:styles xmlns:mc="http://schemas.openxmlformats.org/markup-compatibility/2006" xmlns:r="http://schemas.openxmlformats.org/officeDocument/2006/relationships" xmlns:w="http://schemas.openxmlformats.org/wordprocessingml/2006/main" xmlns:w14="http://schemas.microsoft.com/office/word/2010/wordml" xmlns:w15="http://schemas.microsoft.com/office/word/2012/wordml" xmlns:w16cex="http://schemas.microsoft.com/office/word/2018/wordml/cex" xmlns:w16cid="http://schemas.microsoft.com/office/word/2016/wordml/cid" xmlns:w16="http://schemas.microsoft.com/office/word/2018/wordml" xmlns:w16sdtdh="http://schemas.microsoft.com/office/word/2020/wordml/sdtdatahash" xmlns:w16se="http://schemas.microsoft.com/office/word/2015/wordml/symex" mc:Ignorable="w14 w15 w16se w16cid w16 w16cex w16sdtdh">
   <w:docDefaults>
     <w:rPrDefault>
       <w:rPr>
